--- a/golden/uart/docs/word/15-UART 收发器软件移交计划.docx
+++ b/golden/uart/docs/word/15-UART 收发器软件移交计划.docx
@@ -45,7 +45,7 @@
             <w:r/>
             <w:r>
               <w:rPr>
-                <w:rFonts w:ascii="FangSong_GB2312" w:hAnsi="FangSong_GB2312" w:eastAsia="FangSong_GB2312" w:cs="FangSong_GB2312"/>
+                <w:rFonts w:ascii="Songti SC" w:hAnsi="Songti SC" w:eastAsia="Songti SC" w:cs="Songti SC"/>
                 <w:b/>
                 <w:sz w:val="18"/>
               </w:rPr>
@@ -72,7 +72,7 @@
             <w:r/>
             <w:r>
               <w:rPr>
-                <w:rFonts w:ascii="FangSong_GB2312" w:hAnsi="FangSong_GB2312" w:eastAsia="FangSong_GB2312" w:cs="FangSong_GB2312"/>
+                <w:rFonts w:ascii="Songti SC" w:hAnsi="Songti SC" w:eastAsia="Songti SC" w:cs="Songti SC"/>
                 <w:b/>
                 <w:sz w:val="18"/>
               </w:rPr>
@@ -100,7 +100,7 @@
             <w:r/>
             <w:r>
               <w:rPr>
-                <w:rFonts w:ascii="FangSong_GB2312" w:hAnsi="FangSong_GB2312" w:eastAsia="FangSong_GB2312" w:cs="FangSong_GB2312"/>
+                <w:rFonts w:ascii="Songti SC" w:hAnsi="Songti SC" w:eastAsia="Songti SC" w:cs="Songti SC"/>
                 <w:b w:val="0"/>
                 <w:sz w:val="18"/>
               </w:rPr>
@@ -126,11 +126,11 @@
             <w:r/>
             <w:r>
               <w:rPr>
-                <w:rFonts w:ascii="FangSong_GB2312" w:hAnsi="FangSong_GB2312" w:eastAsia="FangSong_GB2312" w:cs="FangSong_GB2312"/>
+                <w:rFonts w:ascii="Songti SC" w:hAnsi="Songti SC" w:eastAsia="Songti SC" w:cs="Songti SC"/>
                 <w:b w:val="0"/>
                 <w:sz w:val="18"/>
               </w:rPr>
-              <w:t>UART-DOC-015 / v2.3 candidate</w:t>
+              <w:t>UART-DOC-015 / v2.5 candidate</w:t>
             </w:r>
           </w:p>
         </w:tc>
@@ -154,7 +154,7 @@
             <w:r/>
             <w:r>
               <w:rPr>
-                <w:rFonts w:ascii="FangSong_GB2312" w:hAnsi="FangSong_GB2312" w:eastAsia="FangSong_GB2312" w:cs="FangSong_GB2312"/>
+                <w:rFonts w:ascii="Songti SC" w:hAnsi="Songti SC" w:eastAsia="Songti SC" w:cs="Songti SC"/>
                 <w:b w:val="0"/>
                 <w:sz w:val="18"/>
               </w:rPr>
@@ -180,7 +180,7 @@
             <w:r/>
             <w:r>
               <w:rPr>
-                <w:rFonts w:ascii="FangSong_GB2312" w:hAnsi="FangSong_GB2312" w:eastAsia="FangSong_GB2312" w:cs="FangSong_GB2312"/>
+                <w:rFonts w:ascii="Songti SC" w:hAnsi="Songti SC" w:eastAsia="Songti SC" w:cs="Songti SC"/>
                 <w:b w:val="0"/>
                 <w:sz w:val="18"/>
               </w:rPr>
@@ -208,7 +208,7 @@
             <w:r/>
             <w:r>
               <w:rPr>
-                <w:rFonts w:ascii="FangSong_GB2312" w:hAnsi="FangSong_GB2312" w:eastAsia="FangSong_GB2312" w:cs="FangSong_GB2312"/>
+                <w:rFonts w:ascii="Songti SC" w:hAnsi="Songti SC" w:eastAsia="Songti SC" w:cs="Songti SC"/>
                 <w:b w:val="0"/>
                 <w:sz w:val="18"/>
               </w:rPr>
@@ -234,11 +234,11 @@
             <w:r/>
             <w:r>
               <w:rPr>
-                <w:rFonts w:ascii="FangSong_GB2312" w:hAnsi="FangSong_GB2312" w:eastAsia="FangSong_GB2312" w:cs="FangSong_GB2312"/>
+                <w:rFonts w:ascii="Songti SC" w:hAnsi="Songti SC" w:eastAsia="Songti SC" w:cs="Songti SC"/>
                 <w:b w:val="0"/>
                 <w:sz w:val="18"/>
               </w:rPr>
-              <w:t>2026-08-27</w:t>
+              <w:t>2026-08-28</w:t>
             </w:r>
           </w:p>
         </w:tc>
@@ -262,7 +262,7 @@
             <w:r/>
             <w:r>
               <w:rPr>
-                <w:rFonts w:ascii="FangSong_GB2312" w:hAnsi="FangSong_GB2312" w:eastAsia="FangSong_GB2312" w:cs="FangSong_GB2312"/>
+                <w:rFonts w:ascii="Songti SC" w:hAnsi="Songti SC" w:eastAsia="Songti SC" w:cs="Songti SC"/>
                 <w:b w:val="0"/>
                 <w:sz w:val="18"/>
               </w:rPr>
@@ -288,7 +288,7 @@
             <w:r/>
             <w:r>
               <w:rPr>
-                <w:rFonts w:ascii="FangSong_GB2312" w:hAnsi="FangSong_GB2312" w:eastAsia="FangSong_GB2312" w:cs="FangSong_GB2312"/>
+                <w:rFonts w:ascii="Songti SC" w:hAnsi="Songti SC" w:eastAsia="Songti SC" w:cs="Songti SC"/>
                 <w:b w:val="0"/>
                 <w:sz w:val="18"/>
               </w:rPr>
@@ -316,7 +316,7 @@
             <w:r/>
             <w:r>
               <w:rPr>
-                <w:rFonts w:ascii="FangSong_GB2312" w:hAnsi="FangSong_GB2312" w:eastAsia="FangSong_GB2312" w:cs="FangSong_GB2312"/>
+                <w:rFonts w:ascii="Songti SC" w:hAnsi="Songti SC" w:eastAsia="Songti SC" w:cs="Songti SC"/>
                 <w:b w:val="0"/>
                 <w:sz w:val="18"/>
               </w:rPr>
@@ -342,7 +342,7 @@
             <w:r/>
             <w:r>
               <w:rPr>
-                <w:rFonts w:ascii="FangSong_GB2312" w:hAnsi="FangSong_GB2312" w:eastAsia="FangSong_GB2312" w:cs="FangSong_GB2312"/>
+                <w:rFonts w:ascii="Songti SC" w:hAnsi="Songti SC" w:eastAsia="Songti SC" w:cs="Songti SC"/>
                 <w:b w:val="0"/>
                 <w:sz w:val="18"/>
               </w:rPr>
@@ -370,7 +370,7 @@
             <w:r/>
             <w:r>
               <w:rPr>
-                <w:rFonts w:ascii="FangSong_GB2312" w:hAnsi="FangSong_GB2312" w:eastAsia="FangSong_GB2312" w:cs="FangSong_GB2312"/>
+                <w:rFonts w:ascii="Songti SC" w:hAnsi="Songti SC" w:eastAsia="Songti SC" w:cs="Songti SC"/>
                 <w:b w:val="0"/>
                 <w:sz w:val="18"/>
               </w:rPr>
@@ -396,7 +396,7 @@
             <w:r/>
             <w:r>
               <w:rPr>
-                <w:rFonts w:ascii="FangSong_GB2312" w:hAnsi="FangSong_GB2312" w:eastAsia="FangSong_GB2312" w:cs="FangSong_GB2312"/>
+                <w:rFonts w:ascii="Songti SC" w:hAnsi="Songti SC" w:eastAsia="Songti SC" w:cs="Songti SC"/>
                 <w:b w:val="0"/>
                 <w:sz w:val="18"/>
               </w:rPr>
@@ -424,7 +424,7 @@
             <w:r/>
             <w:r>
               <w:rPr>
-                <w:rFonts w:ascii="FangSong_GB2312" w:hAnsi="FangSong_GB2312" w:eastAsia="FangSong_GB2312" w:cs="FangSong_GB2312"/>
+                <w:rFonts w:ascii="Songti SC" w:hAnsi="Songti SC" w:eastAsia="Songti SC" w:cs="Songti SC"/>
                 <w:b w:val="0"/>
                 <w:sz w:val="18"/>
               </w:rPr>
@@ -450,7 +450,7 @@
             <w:r/>
             <w:r>
               <w:rPr>
-                <w:rFonts w:ascii="FangSong_GB2312" w:hAnsi="FangSong_GB2312" w:eastAsia="FangSong_GB2312" w:cs="FangSong_GB2312"/>
+                <w:rFonts w:ascii="Songti SC" w:hAnsi="Songti SC" w:eastAsia="Songti SC" w:cs="Songti SC"/>
                 <w:b w:val="0"/>
                 <w:sz w:val="18"/>
               </w:rPr>
@@ -478,7 +478,7 @@
             <w:r/>
             <w:r>
               <w:rPr>
-                <w:rFonts w:ascii="FangSong_GB2312" w:hAnsi="FangSong_GB2312" w:eastAsia="FangSong_GB2312" w:cs="FangSong_GB2312"/>
+                <w:rFonts w:ascii="Songti SC" w:hAnsi="Songti SC" w:eastAsia="Songti SC" w:cs="Songti SC"/>
                 <w:b w:val="0"/>
                 <w:sz w:val="18"/>
               </w:rPr>
@@ -504,7 +504,7 @@
             <w:r/>
             <w:r>
               <w:rPr>
-                <w:rFonts w:ascii="FangSong_GB2312" w:hAnsi="FangSong_GB2312" w:eastAsia="FangSong_GB2312" w:cs="FangSong_GB2312"/>
+                <w:rFonts w:ascii="Songti SC" w:hAnsi="Songti SC" w:eastAsia="Songti SC" w:cs="Songti SC"/>
                 <w:b w:val="0"/>
                 <w:sz w:val="18"/>
               </w:rPr>
@@ -569,7 +569,7 @@
             <w:r/>
             <w:r>
               <w:rPr>
-                <w:rFonts w:ascii="FangSong_GB2312" w:hAnsi="FangSong_GB2312" w:eastAsia="FangSong_GB2312" w:cs="FangSong_GB2312"/>
+                <w:rFonts w:ascii="Songti SC" w:hAnsi="Songti SC" w:eastAsia="Songti SC" w:cs="Songti SC"/>
                 <w:b/>
                 <w:sz w:val="18"/>
               </w:rPr>
@@ -596,7 +596,7 @@
             <w:r/>
             <w:r>
               <w:rPr>
-                <w:rFonts w:ascii="FangSong_GB2312" w:hAnsi="FangSong_GB2312" w:eastAsia="FangSong_GB2312" w:cs="FangSong_GB2312"/>
+                <w:rFonts w:ascii="Songti SC" w:hAnsi="Songti SC" w:eastAsia="Songti SC" w:cs="Songti SC"/>
                 <w:b/>
                 <w:sz w:val="18"/>
               </w:rPr>
@@ -623,7 +623,7 @@
             <w:r/>
             <w:r>
               <w:rPr>
-                <w:rFonts w:ascii="FangSong_GB2312" w:hAnsi="FangSong_GB2312" w:eastAsia="FangSong_GB2312" w:cs="FangSong_GB2312"/>
+                <w:rFonts w:ascii="Songti SC" w:hAnsi="Songti SC" w:eastAsia="Songti SC" w:cs="Songti SC"/>
                 <w:b/>
                 <w:sz w:val="18"/>
               </w:rPr>
@@ -650,7 +650,7 @@
             <w:r/>
             <w:r>
               <w:rPr>
-                <w:rFonts w:ascii="FangSong_GB2312" w:hAnsi="FangSong_GB2312" w:eastAsia="FangSong_GB2312" w:cs="FangSong_GB2312"/>
+                <w:rFonts w:ascii="Songti SC" w:hAnsi="Songti SC" w:eastAsia="Songti SC" w:cs="Songti SC"/>
                 <w:b/>
                 <w:sz w:val="18"/>
               </w:rPr>
@@ -678,11 +678,11 @@
             <w:r/>
             <w:r>
               <w:rPr>
-                <w:rFonts w:ascii="FangSong_GB2312" w:hAnsi="FangSong_GB2312" w:eastAsia="FangSong_GB2312" w:cs="FangSong_GB2312"/>
+                <w:rFonts w:ascii="Songti SC" w:hAnsi="Songti SC" w:eastAsia="Songti SC" w:cs="Songti SC"/>
                 <w:b w:val="0"/>
                 <w:sz w:val="18"/>
               </w:rPr>
-              <w:t>v2.3 candidate</w:t>
+              <w:t>v2.5 candidate</w:t>
             </w:r>
           </w:p>
         </w:tc>
@@ -704,11 +704,11 @@
             <w:r/>
             <w:r>
               <w:rPr>
-                <w:rFonts w:ascii="FangSong_GB2312" w:hAnsi="FangSong_GB2312" w:eastAsia="FangSong_GB2312" w:cs="FangSong_GB2312"/>
+                <w:rFonts w:ascii="Songti SC" w:hAnsi="Songti SC" w:eastAsia="Songti SC" w:cs="Songti SC"/>
                 <w:b w:val="0"/>
                 <w:sz w:val="18"/>
               </w:rPr>
-              <w:t>2026-08-27</w:t>
+              <w:t>2026-08-28</w:t>
             </w:r>
           </w:p>
         </w:tc>
@@ -730,7 +730,7 @@
             <w:r/>
             <w:r>
               <w:rPr>
-                <w:rFonts w:ascii="FangSong_GB2312" w:hAnsi="FangSong_GB2312" w:eastAsia="FangSong_GB2312" w:cs="FangSong_GB2312"/>
+                <w:rFonts w:ascii="Songti SC" w:hAnsi="Songti SC" w:eastAsia="Songti SC" w:cs="Songti SC"/>
                 <w:b w:val="0"/>
                 <w:sz w:val="18"/>
               </w:rPr>
@@ -756,7 +756,7 @@
             <w:r/>
             <w:r>
               <w:rPr>
-                <w:rFonts w:ascii="FangSong_GB2312" w:hAnsi="FangSong_GB2312" w:eastAsia="FangSong_GB2312" w:cs="FangSong_GB2312"/>
+                <w:rFonts w:ascii="Songti SC" w:hAnsi="Songti SC" w:eastAsia="Songti SC" w:cs="Songti SC"/>
                 <w:b w:val="0"/>
                 <w:sz w:val="18"/>
               </w:rPr>
@@ -794,7 +794,7 @@
       </w:pPr>
       <w:r>
         <w:rPr>
-          <w:rFonts w:ascii="FangSong_GB2312" w:hAnsi="FangSong_GB2312" w:eastAsia="FangSong_GB2312" w:cs="FangSong_GB2312"/>
+          <w:rFonts w:ascii="Songti SC" w:hAnsi="Songti SC" w:eastAsia="Songti SC" w:cs="Songti SC"/>
           <w:b w:val="0"/>
           <w:sz w:val="22"/>
         </w:rPr>
@@ -811,7 +811,7 @@
       </w:pPr>
       <w:r>
         <w:rPr>
-          <w:rFonts w:ascii="FangSong_GB2312" w:hAnsi="FangSong_GB2312" w:eastAsia="FangSong_GB2312" w:cs="FangSong_GB2312"/>
+          <w:rFonts w:ascii="Songti SC" w:hAnsi="Songti SC" w:eastAsia="Songti SC" w:cs="Songti SC"/>
           <w:b w:val="0"/>
           <w:sz w:val="22"/>
         </w:rPr>
@@ -828,7 +828,7 @@
       </w:pPr>
       <w:r>
         <w:rPr>
-          <w:rFonts w:ascii="FangSong_GB2312" w:hAnsi="FangSong_GB2312" w:eastAsia="FangSong_GB2312" w:cs="FangSong_GB2312"/>
+          <w:rFonts w:ascii="Songti SC" w:hAnsi="Songti SC" w:eastAsia="Songti SC" w:cs="Songti SC"/>
           <w:b w:val="0"/>
           <w:sz w:val="22"/>
         </w:rPr>
@@ -845,7 +845,7 @@
       </w:pPr>
       <w:r>
         <w:rPr>
-          <w:rFonts w:ascii="FangSong_GB2312" w:hAnsi="FangSong_GB2312" w:eastAsia="FangSong_GB2312" w:cs="FangSong_GB2312"/>
+          <w:rFonts w:ascii="Songti SC" w:hAnsi="Songti SC" w:eastAsia="Songti SC" w:cs="Songti SC"/>
           <w:b w:val="0"/>
           <w:sz w:val="22"/>
         </w:rPr>
@@ -862,7 +862,7 @@
       </w:pPr>
       <w:r>
         <w:rPr>
-          <w:rFonts w:ascii="FangSong_GB2312" w:hAnsi="FangSong_GB2312" w:eastAsia="FangSong_GB2312" w:cs="FangSong_GB2312"/>
+          <w:rFonts w:ascii="Songti SC" w:hAnsi="Songti SC" w:eastAsia="Songti SC" w:cs="Songti SC"/>
           <w:b w:val="0"/>
           <w:sz w:val="22"/>
         </w:rPr>
@@ -879,7 +879,7 @@
       </w:pPr>
       <w:r>
         <w:rPr>
-          <w:rFonts w:ascii="FangSong_GB2312" w:hAnsi="FangSong_GB2312" w:eastAsia="FangSong_GB2312" w:cs="FangSong_GB2312"/>
+          <w:rFonts w:ascii="Songti SC" w:hAnsi="Songti SC" w:eastAsia="Songti SC" w:cs="Songti SC"/>
           <w:b w:val="0"/>
           <w:sz w:val="22"/>
         </w:rPr>
@@ -896,7 +896,7 @@
       </w:pPr>
       <w:r>
         <w:rPr>
-          <w:rFonts w:ascii="FangSong_GB2312" w:hAnsi="FangSong_GB2312" w:eastAsia="FangSong_GB2312" w:cs="FangSong_GB2312"/>
+          <w:rFonts w:ascii="Songti SC" w:hAnsi="Songti SC" w:eastAsia="Songti SC" w:cs="Songti SC"/>
           <w:b w:val="0"/>
           <w:sz w:val="22"/>
         </w:rPr>
@@ -913,7 +913,7 @@
       </w:pPr>
       <w:r>
         <w:rPr>
-          <w:rFonts w:ascii="FangSong_GB2312" w:hAnsi="FangSong_GB2312" w:eastAsia="FangSong_GB2312" w:cs="FangSong_GB2312"/>
+          <w:rFonts w:ascii="Songti SC" w:hAnsi="Songti SC" w:eastAsia="Songti SC" w:cs="Songti SC"/>
           <w:b w:val="0"/>
           <w:sz w:val="22"/>
         </w:rPr>
@@ -939,7 +939,7 @@
       </w:pPr>
       <w:r>
         <w:rPr>
-          <w:rFonts w:ascii="FangSong_GB2312" w:hAnsi="FangSong_GB2312" w:eastAsia="FangSong_GB2312" w:cs="FangSong_GB2312"/>
+          <w:rFonts w:ascii="Songti SC" w:hAnsi="Songti SC" w:eastAsia="Songti SC" w:cs="Songti SC"/>
           <w:b w:val="0"/>
           <w:sz w:val="22"/>
         </w:rPr>
@@ -990,7 +990,7 @@
             <w:r/>
             <w:r>
               <w:rPr>
-                <w:rFonts w:ascii="FangSong_GB2312" w:hAnsi="FangSong_GB2312" w:eastAsia="FangSong_GB2312" w:cs="FangSong_GB2312"/>
+                <w:rFonts w:ascii="Songti SC" w:hAnsi="Songti SC" w:eastAsia="Songti SC" w:cs="Songti SC"/>
                 <w:b/>
                 <w:sz w:val="18"/>
               </w:rPr>
@@ -1017,7 +1017,7 @@
             <w:r/>
             <w:r>
               <w:rPr>
-                <w:rFonts w:ascii="FangSong_GB2312" w:hAnsi="FangSong_GB2312" w:eastAsia="FangSong_GB2312" w:cs="FangSong_GB2312"/>
+                <w:rFonts w:ascii="Songti SC" w:hAnsi="Songti SC" w:eastAsia="Songti SC" w:cs="Songti SC"/>
                 <w:b/>
                 <w:sz w:val="18"/>
               </w:rPr>
@@ -1044,7 +1044,7 @@
             <w:r/>
             <w:r>
               <w:rPr>
-                <w:rFonts w:ascii="FangSong_GB2312" w:hAnsi="FangSong_GB2312" w:eastAsia="FangSong_GB2312" w:cs="FangSong_GB2312"/>
+                <w:rFonts w:ascii="Songti SC" w:hAnsi="Songti SC" w:eastAsia="Songti SC" w:cs="Songti SC"/>
                 <w:b/>
                 <w:sz w:val="18"/>
               </w:rPr>
@@ -1072,7 +1072,247 @@
             <w:r/>
             <w:r>
               <w:rPr>
-                <w:rFonts w:ascii="FangSong_GB2312" w:hAnsi="FangSong_GB2312" w:eastAsia="FangSong_GB2312" w:cs="FangSong_GB2312"/>
+                <w:rFonts w:ascii="Songti SC" w:hAnsi="Songti SC" w:eastAsia="Songti SC" w:cs="Songti SC"/>
+                <w:b w:val="0"/>
+                <w:sz w:val="18"/>
+              </w:rPr>
+              <w:t>GB/T 11457-2006</w:t>
+            </w:r>
+          </w:p>
+        </w:tc>
+        <w:tc>
+          <w:tcPr>
+            <w:tcW w:type="dxa" w:w="3610"/>
+            <w:vAlign w:val="center"/>
+            <w:tcMar>
+              <w:top w:w="80" w:type="dxa"/>
+              <w:start w:w="120" w:type="dxa"/>
+              <w:bottom w:w="80" w:type="dxa"/>
+              <w:end w:w="120" w:type="dxa"/>
+            </w:tcMar>
+          </w:tcPr>
+          <w:p>
+            <w:pPr>
+              <w:spacing w:after="0"/>
+            </w:pPr>
+            <w:r/>
+            <w:r>
+              <w:rPr>
+                <w:rFonts w:ascii="Songti SC" w:hAnsi="Songti SC" w:eastAsia="Songti SC" w:cs="Songti SC"/>
+                <w:b w:val="0"/>
+                <w:sz w:val="18"/>
+              </w:rPr>
+              <w:t>软件工程术语</w:t>
+            </w:r>
+          </w:p>
+        </w:tc>
+        <w:tc>
+          <w:tcPr>
+            <w:tcW w:type="dxa" w:w="3610"/>
+            <w:vAlign w:val="center"/>
+            <w:tcMar>
+              <w:top w:w="80" w:type="dxa"/>
+              <w:start w:w="120" w:type="dxa"/>
+              <w:bottom w:w="80" w:type="dxa"/>
+              <w:end w:w="120" w:type="dxa"/>
+            </w:tcMar>
+          </w:tcPr>
+          <w:p>
+            <w:pPr>
+              <w:spacing w:after="0"/>
+            </w:pPr>
+            <w:r/>
+            <w:r>
+              <w:rPr>
+                <w:rFonts w:ascii="Songti SC" w:hAnsi="Songti SC" w:eastAsia="Songti SC" w:cs="Songti SC"/>
+                <w:b w:val="0"/>
+                <w:sz w:val="18"/>
+              </w:rPr>
+              <w:t>国家标准全文公开系统原始 PDF；受控性待审核</w:t>
+            </w:r>
+          </w:p>
+        </w:tc>
+      </w:tr>
+      <w:tr>
+        <w:tc>
+          <w:tcPr>
+            <w:tcW w:type="dxa" w:w="1805"/>
+            <w:vAlign w:val="center"/>
+            <w:tcMar>
+              <w:top w:w="80" w:type="dxa"/>
+              <w:start w:w="120" w:type="dxa"/>
+              <w:bottom w:w="80" w:type="dxa"/>
+              <w:end w:w="120" w:type="dxa"/>
+            </w:tcMar>
+          </w:tcPr>
+          <w:p>
+            <w:pPr>
+              <w:spacing w:after="0"/>
+            </w:pPr>
+            <w:r/>
+            <w:r>
+              <w:rPr>
+                <w:rFonts w:ascii="Songti SC" w:hAnsi="Songti SC" w:eastAsia="Songti SC" w:cs="Songti SC"/>
+                <w:b w:val="0"/>
+                <w:sz w:val="18"/>
+              </w:rPr>
+              <w:t>GJB 2786A-2009</w:t>
+            </w:r>
+          </w:p>
+        </w:tc>
+        <w:tc>
+          <w:tcPr>
+            <w:tcW w:type="dxa" w:w="3610"/>
+            <w:vAlign w:val="center"/>
+            <w:tcMar>
+              <w:top w:w="80" w:type="dxa"/>
+              <w:start w:w="120" w:type="dxa"/>
+              <w:bottom w:w="80" w:type="dxa"/>
+              <w:end w:w="120" w:type="dxa"/>
+            </w:tcMar>
+          </w:tcPr>
+          <w:p>
+            <w:pPr>
+              <w:spacing w:after="0"/>
+            </w:pPr>
+            <w:r/>
+            <w:r>
+              <w:rPr>
+                <w:rFonts w:ascii="Songti SC" w:hAnsi="Songti SC" w:eastAsia="Songti SC" w:cs="Songti SC"/>
+                <w:b w:val="0"/>
+                <w:sz w:val="18"/>
+              </w:rPr>
+              <w:t>军用软件开发通用要求</w:t>
+            </w:r>
+          </w:p>
+        </w:tc>
+        <w:tc>
+          <w:tcPr>
+            <w:tcW w:type="dxa" w:w="3610"/>
+            <w:vAlign w:val="center"/>
+            <w:tcMar>
+              <w:top w:w="80" w:type="dxa"/>
+              <w:start w:w="120" w:type="dxa"/>
+              <w:bottom w:w="80" w:type="dxa"/>
+              <w:end w:w="120" w:type="dxa"/>
+            </w:tcMar>
+          </w:tcPr>
+          <w:p>
+            <w:pPr>
+              <w:spacing w:after="0"/>
+            </w:pPr>
+            <w:r/>
+            <w:r>
+              <w:rPr>
+                <w:rFonts w:ascii="Songti SC" w:hAnsi="Songti SC" w:eastAsia="Songti SC" w:cs="Songti SC"/>
+                <w:b w:val="0"/>
+                <w:sz w:val="18"/>
+              </w:rPr>
+              <w:t>仓库完整重建件及用户副本交叉核对；受控性待审核</w:t>
+            </w:r>
+          </w:p>
+        </w:tc>
+      </w:tr>
+      <w:tr>
+        <w:tc>
+          <w:tcPr>
+            <w:tcW w:type="dxa" w:w="1805"/>
+            <w:vAlign w:val="center"/>
+            <w:tcMar>
+              <w:top w:w="80" w:type="dxa"/>
+              <w:start w:w="120" w:type="dxa"/>
+              <w:bottom w:w="80" w:type="dxa"/>
+              <w:end w:w="120" w:type="dxa"/>
+            </w:tcMar>
+          </w:tcPr>
+          <w:p>
+            <w:pPr>
+              <w:spacing w:after="0"/>
+            </w:pPr>
+            <w:r/>
+            <w:r>
+              <w:rPr>
+                <w:rFonts w:ascii="Songti SC" w:hAnsi="Songti SC" w:eastAsia="Songti SC" w:cs="Songti SC"/>
+                <w:b w:val="0"/>
+                <w:sz w:val="18"/>
+              </w:rPr>
+              <w:t>GJB 5235-2004</w:t>
+            </w:r>
+          </w:p>
+        </w:tc>
+        <w:tc>
+          <w:tcPr>
+            <w:tcW w:type="dxa" w:w="3610"/>
+            <w:vAlign w:val="center"/>
+            <w:tcMar>
+              <w:top w:w="80" w:type="dxa"/>
+              <w:start w:w="120" w:type="dxa"/>
+              <w:bottom w:w="80" w:type="dxa"/>
+              <w:end w:w="120" w:type="dxa"/>
+            </w:tcMar>
+          </w:tcPr>
+          <w:p>
+            <w:pPr>
+              <w:spacing w:after="0"/>
+            </w:pPr>
+            <w:r/>
+            <w:r>
+              <w:rPr>
+                <w:rFonts w:ascii="Songti SC" w:hAnsi="Songti SC" w:eastAsia="Songti SC" w:cs="Songti SC"/>
+                <w:b w:val="0"/>
+                <w:sz w:val="18"/>
+              </w:rPr>
+              <w:t>军用软件配置管理</w:t>
+            </w:r>
+          </w:p>
+        </w:tc>
+        <w:tc>
+          <w:tcPr>
+            <w:tcW w:type="dxa" w:w="3610"/>
+            <w:vAlign w:val="center"/>
+            <w:tcMar>
+              <w:top w:w="80" w:type="dxa"/>
+              <w:start w:w="120" w:type="dxa"/>
+              <w:bottom w:w="80" w:type="dxa"/>
+              <w:end w:w="120" w:type="dxa"/>
+            </w:tcMar>
+          </w:tcPr>
+          <w:p>
+            <w:pPr>
+              <w:spacing w:after="0"/>
+            </w:pPr>
+            <w:r/>
+            <w:r>
+              <w:rPr>
+                <w:rFonts w:ascii="Songti SC" w:hAnsi="Songti SC" w:eastAsia="Songti SC" w:cs="Songti SC"/>
+                <w:b w:val="0"/>
+                <w:sz w:val="18"/>
+              </w:rPr>
+              <w:t>仓库完整重建件及用户副本交叉核对；受控性待审核</w:t>
+            </w:r>
+          </w:p>
+        </w:tc>
+      </w:tr>
+      <w:tr>
+        <w:tc>
+          <w:tcPr>
+            <w:tcW w:type="dxa" w:w="1805"/>
+            <w:vAlign w:val="center"/>
+            <w:tcMar>
+              <w:top w:w="80" w:type="dxa"/>
+              <w:start w:w="120" w:type="dxa"/>
+              <w:bottom w:w="80" w:type="dxa"/>
+              <w:end w:w="120" w:type="dxa"/>
+            </w:tcMar>
+          </w:tcPr>
+          <w:p>
+            <w:pPr>
+              <w:spacing w:after="0"/>
+            </w:pPr>
+            <w:r/>
+            <w:r>
+              <w:rPr>
+                <w:rFonts w:ascii="Songti SC" w:hAnsi="Songti SC" w:eastAsia="Songti SC" w:cs="Songti SC"/>
                 <w:b w:val="0"/>
                 <w:sz w:val="18"/>
               </w:rPr>
@@ -1098,7 +1338,7 @@
             <w:r/>
             <w:r>
               <w:rPr>
-                <w:rFonts w:ascii="FangSong_GB2312" w:hAnsi="FangSong_GB2312" w:eastAsia="FangSong_GB2312" w:cs="FangSong_GB2312"/>
+                <w:rFonts w:ascii="Songti SC" w:hAnsi="Songti SC" w:eastAsia="Songti SC" w:cs="Songti SC"/>
                 <w:b w:val="0"/>
                 <w:sz w:val="18"/>
               </w:rPr>
@@ -1124,7 +1364,7 @@
             <w:r/>
             <w:r>
               <w:rPr>
-                <w:rFonts w:ascii="FangSong_GB2312" w:hAnsi="FangSong_GB2312" w:eastAsia="FangSong_GB2312" w:cs="FangSong_GB2312"/>
+                <w:rFonts w:ascii="Songti SC" w:hAnsi="Songti SC" w:eastAsia="Songti SC" w:cs="Songti SC"/>
                 <w:b w:val="0"/>
                 <w:sz w:val="18"/>
               </w:rPr>
@@ -1152,7 +1392,7 @@
             <w:r/>
             <w:r>
               <w:rPr>
-                <w:rFonts w:ascii="FangSong_GB2312" w:hAnsi="FangSong_GB2312" w:eastAsia="FangSong_GB2312" w:cs="FangSong_GB2312"/>
+                <w:rFonts w:ascii="Songti SC" w:hAnsi="Songti SC" w:eastAsia="Songti SC" w:cs="Songti SC"/>
                 <w:b w:val="0"/>
                 <w:sz w:val="18"/>
               </w:rPr>
@@ -1178,7 +1418,7 @@
             <w:r/>
             <w:r>
               <w:rPr>
-                <w:rFonts w:ascii="FangSong_GB2312" w:hAnsi="FangSong_GB2312" w:eastAsia="FangSong_GB2312" w:cs="FangSong_GB2312"/>
+                <w:rFonts w:ascii="Songti SC" w:hAnsi="Songti SC" w:eastAsia="Songti SC" w:cs="Songti SC"/>
                 <w:b w:val="0"/>
                 <w:sz w:val="18"/>
               </w:rPr>
@@ -1204,7 +1444,7 @@
             <w:r/>
             <w:r>
               <w:rPr>
-                <w:rFonts w:ascii="FangSong_GB2312" w:hAnsi="FangSong_GB2312" w:eastAsia="FangSong_GB2312" w:cs="FangSong_GB2312"/>
+                <w:rFonts w:ascii="Songti SC" w:hAnsi="Songti SC" w:eastAsia="Songti SC" w:cs="Songti SC"/>
                 <w:b w:val="0"/>
                 <w:sz w:val="18"/>
               </w:rPr>
@@ -1232,7 +1472,7 @@
             <w:r/>
             <w:r>
               <w:rPr>
-                <w:rFonts w:ascii="FangSong_GB2312" w:hAnsi="FangSong_GB2312" w:eastAsia="FangSong_GB2312" w:cs="FangSong_GB2312"/>
+                <w:rFonts w:ascii="Songti SC" w:hAnsi="Songti SC" w:eastAsia="Songti SC" w:cs="Songti SC"/>
                 <w:b w:val="0"/>
                 <w:sz w:val="18"/>
               </w:rPr>
@@ -1258,7 +1498,7 @@
             <w:r/>
             <w:r>
               <w:rPr>
-                <w:rFonts w:ascii="FangSong_GB2312" w:hAnsi="FangSong_GB2312" w:eastAsia="FangSong_GB2312" w:cs="FangSong_GB2312"/>
+                <w:rFonts w:ascii="Songti SC" w:hAnsi="Songti SC" w:eastAsia="Songti SC" w:cs="Songti SC"/>
                 <w:b w:val="0"/>
                 <w:sz w:val="18"/>
               </w:rPr>
@@ -1284,7 +1524,7 @@
             <w:r/>
             <w:r>
               <w:rPr>
-                <w:rFonts w:ascii="FangSong_GB2312" w:hAnsi="FangSong_GB2312" w:eastAsia="FangSong_GB2312" w:cs="FangSong_GB2312"/>
+                <w:rFonts w:ascii="Songti SC" w:hAnsi="Songti SC" w:eastAsia="Songti SC" w:cs="Songti SC"/>
                 <w:b w:val="0"/>
                 <w:sz w:val="18"/>
               </w:rPr>
@@ -1312,7 +1552,7 @@
             <w:r/>
             <w:r>
               <w:rPr>
-                <w:rFonts w:ascii="FangSong_GB2312" w:hAnsi="FangSong_GB2312" w:eastAsia="FangSong_GB2312" w:cs="FangSong_GB2312"/>
+                <w:rFonts w:ascii="Songti SC" w:hAnsi="Songti SC" w:eastAsia="Songti SC" w:cs="Songti SC"/>
                 <w:b w:val="0"/>
                 <w:sz w:val="18"/>
               </w:rPr>
@@ -1338,7 +1578,7 @@
             <w:r/>
             <w:r>
               <w:rPr>
-                <w:rFonts w:ascii="FangSong_GB2312" w:hAnsi="FangSong_GB2312" w:eastAsia="FangSong_GB2312" w:cs="FangSong_GB2312"/>
+                <w:rFonts w:ascii="Songti SC" w:hAnsi="Songti SC" w:eastAsia="Songti SC" w:cs="Songti SC"/>
                 <w:b w:val="0"/>
                 <w:sz w:val="18"/>
               </w:rPr>
@@ -1364,7 +1604,7 @@
             <w:r/>
             <w:r>
               <w:rPr>
-                <w:rFonts w:ascii="FangSong_GB2312" w:hAnsi="FangSong_GB2312" w:eastAsia="FangSong_GB2312" w:cs="FangSong_GB2312"/>
+                <w:rFonts w:ascii="Songti SC" w:hAnsi="Songti SC" w:eastAsia="Songti SC" w:cs="Songti SC"/>
                 <w:b w:val="0"/>
                 <w:sz w:val="18"/>
               </w:rPr>
@@ -1392,7 +1632,87 @@
             <w:r/>
             <w:r>
               <w:rPr>
-                <w:rFonts w:ascii="FangSong_GB2312" w:hAnsi="FangSong_GB2312" w:eastAsia="FangSong_GB2312" w:cs="FangSong_GB2312"/>
+                <w:rFonts w:ascii="Songti SC" w:hAnsi="Songti SC" w:eastAsia="Songti SC" w:cs="Songti SC"/>
+                <w:b w:val="0"/>
+                <w:sz w:val="18"/>
+              </w:rPr>
+              <w:t>GB/T 8566-2022</w:t>
+            </w:r>
+          </w:p>
+        </w:tc>
+        <w:tc>
+          <w:tcPr>
+            <w:tcW w:type="dxa" w:w="3610"/>
+            <w:vAlign w:val="center"/>
+            <w:tcMar>
+              <w:top w:w="80" w:type="dxa"/>
+              <w:start w:w="120" w:type="dxa"/>
+              <w:bottom w:w="80" w:type="dxa"/>
+              <w:end w:w="120" w:type="dxa"/>
+            </w:tcMar>
+          </w:tcPr>
+          <w:p>
+            <w:pPr>
+              <w:spacing w:after="0"/>
+            </w:pPr>
+            <w:r/>
+            <w:r>
+              <w:rPr>
+                <w:rFonts w:ascii="Songti SC" w:hAnsi="Songti SC" w:eastAsia="Songti SC" w:cs="Songti SC"/>
+                <w:b w:val="0"/>
+                <w:sz w:val="18"/>
+              </w:rPr>
+              <w:t>系统与软件工程 软件生存周期过程</w:t>
+            </w:r>
+          </w:p>
+        </w:tc>
+        <w:tc>
+          <w:tcPr>
+            <w:tcW w:type="dxa" w:w="3610"/>
+            <w:vAlign w:val="center"/>
+            <w:tcMar>
+              <w:top w:w="80" w:type="dxa"/>
+              <w:start w:w="120" w:type="dxa"/>
+              <w:bottom w:w="80" w:type="dxa"/>
+              <w:end w:w="120" w:type="dxa"/>
+            </w:tcMar>
+          </w:tcPr>
+          <w:p>
+            <w:pPr>
+              <w:spacing w:after="0"/>
+            </w:pPr>
+            <w:r/>
+            <w:r>
+              <w:rPr>
+                <w:rFonts w:ascii="Songti SC" w:hAnsi="Songti SC" w:eastAsia="Songti SC" w:cs="Songti SC"/>
+                <w:b w:val="0"/>
+                <w:sz w:val="18"/>
+              </w:rPr>
+              <w:t>用户已定位原文；仓库尚未同步、哈希和版本复核</w:t>
+            </w:r>
+          </w:p>
+        </w:tc>
+      </w:tr>
+      <w:tr>
+        <w:tc>
+          <w:tcPr>
+            <w:tcW w:type="dxa" w:w="1805"/>
+            <w:vAlign w:val="center"/>
+            <w:tcMar>
+              <w:top w:w="80" w:type="dxa"/>
+              <w:start w:w="120" w:type="dxa"/>
+              <w:bottom w:w="80" w:type="dxa"/>
+              <w:end w:w="120" w:type="dxa"/>
+            </w:tcMar>
+          </w:tcPr>
+          <w:p>
+            <w:pPr>
+              <w:spacing w:after="0"/>
+            </w:pPr>
+            <w:r/>
+            <w:r>
+              <w:rPr>
+                <w:rFonts w:ascii="Songti SC" w:hAnsi="Songti SC" w:eastAsia="Songti SC" w:cs="Songti SC"/>
                 <w:b w:val="0"/>
                 <w:sz w:val="18"/>
               </w:rPr>
@@ -1418,7 +1738,7 @@
             <w:r/>
             <w:r>
               <w:rPr>
-                <w:rFonts w:ascii="FangSong_GB2312" w:hAnsi="FangSong_GB2312" w:eastAsia="FangSong_GB2312" w:cs="FangSong_GB2312"/>
+                <w:rFonts w:ascii="Songti SC" w:hAnsi="Songti SC" w:eastAsia="Songti SC" w:cs="Songti SC"/>
                 <w:b w:val="0"/>
                 <w:sz w:val="18"/>
               </w:rPr>
@@ -1444,11 +1764,11 @@
             <w:r/>
             <w:r>
               <w:rPr>
-                <w:rFonts w:ascii="FangSong_GB2312" w:hAnsi="FangSong_GB2312" w:eastAsia="FangSong_GB2312" w:cs="FangSong_GB2312"/>
+                <w:rFonts w:ascii="Songti SC" w:hAnsi="Songti SC" w:eastAsia="Songti SC" w:cs="Songti SC"/>
                 <w:b w:val="0"/>
                 <w:sz w:val="18"/>
               </w:rPr>
-              <w:t>v2.3 candidate</w:t>
+              <w:t>v2.5 candidate</w:t>
             </w:r>
           </w:p>
         </w:tc>
@@ -1473,7 +1793,7 @@
       </w:pPr>
       <w:r>
         <w:rPr>
-          <w:rFonts w:ascii="FangSong_GB2312" w:hAnsi="FangSong_GB2312" w:eastAsia="FangSong_GB2312" w:cs="FangSong_GB2312"/>
+          <w:rFonts w:ascii="Songti SC" w:hAnsi="Songti SC" w:eastAsia="Songti SC" w:cs="Songti SC"/>
           <w:b w:val="0"/>
           <w:sz w:val="22"/>
         </w:rPr>
@@ -1494,7 +1814,7 @@
       </w:pPr>
       <w:r>
         <w:rPr>
-          <w:rFonts w:ascii="FangSong_GB2312" w:hAnsi="FangSong_GB2312" w:eastAsia="FangSong_GB2312" w:cs="FangSong_GB2312"/>
+          <w:rFonts w:ascii="Songti SC" w:hAnsi="Songti SC" w:eastAsia="Songti SC" w:cs="Songti SC"/>
           <w:b w:val="0"/>
           <w:sz w:val="22"/>
         </w:rPr>
@@ -1515,7 +1835,7 @@
       </w:pPr>
       <w:r>
         <w:rPr>
-          <w:rFonts w:ascii="FangSong_GB2312" w:hAnsi="FangSong_GB2312" w:eastAsia="FangSong_GB2312" w:cs="FangSong_GB2312"/>
+          <w:rFonts w:ascii="Songti SC" w:hAnsi="Songti SC" w:eastAsia="Songti SC" w:cs="Songti SC"/>
           <w:b w:val="0"/>
           <w:sz w:val="22"/>
         </w:rPr>
@@ -1536,7 +1856,7 @@
       </w:pPr>
       <w:r>
         <w:rPr>
-          <w:rFonts w:ascii="FangSong_GB2312" w:hAnsi="FangSong_GB2312" w:eastAsia="FangSong_GB2312" w:cs="FangSong_GB2312"/>
+          <w:rFonts w:ascii="Songti SC" w:hAnsi="Songti SC" w:eastAsia="Songti SC" w:cs="Songti SC"/>
           <w:b w:val="0"/>
           <w:sz w:val="22"/>
         </w:rPr>
@@ -1588,7 +1908,7 @@
             <w:r/>
             <w:r>
               <w:rPr>
-                <w:rFonts w:ascii="FangSong_GB2312" w:hAnsi="FangSong_GB2312" w:eastAsia="FangSong_GB2312" w:cs="FangSong_GB2312"/>
+                <w:rFonts w:ascii="Songti SC" w:hAnsi="Songti SC" w:eastAsia="Songti SC" w:cs="Songti SC"/>
                 <w:b/>
                 <w:sz w:val="18"/>
               </w:rPr>
@@ -1615,7 +1935,7 @@
             <w:r/>
             <w:r>
               <w:rPr>
-                <w:rFonts w:ascii="FangSong_GB2312" w:hAnsi="FangSong_GB2312" w:eastAsia="FangSong_GB2312" w:cs="FangSong_GB2312"/>
+                <w:rFonts w:ascii="Songti SC" w:hAnsi="Songti SC" w:eastAsia="Songti SC" w:cs="Songti SC"/>
                 <w:b/>
                 <w:sz w:val="18"/>
               </w:rPr>
@@ -1642,7 +1962,7 @@
             <w:r/>
             <w:r>
               <w:rPr>
-                <w:rFonts w:ascii="FangSong_GB2312" w:hAnsi="FangSong_GB2312" w:eastAsia="FangSong_GB2312" w:cs="FangSong_GB2312"/>
+                <w:rFonts w:ascii="Songti SC" w:hAnsi="Songti SC" w:eastAsia="Songti SC" w:cs="Songti SC"/>
                 <w:b/>
                 <w:sz w:val="18"/>
               </w:rPr>
@@ -1669,7 +1989,7 @@
             <w:r/>
             <w:r>
               <w:rPr>
-                <w:rFonts w:ascii="FangSong_GB2312" w:hAnsi="FangSong_GB2312" w:eastAsia="FangSong_GB2312" w:cs="FangSong_GB2312"/>
+                <w:rFonts w:ascii="Songti SC" w:hAnsi="Songti SC" w:eastAsia="Songti SC" w:cs="Songti SC"/>
                 <w:b/>
                 <w:sz w:val="18"/>
               </w:rPr>
@@ -1697,7 +2017,7 @@
             <w:r/>
             <w:r>
               <w:rPr>
-                <w:rFonts w:ascii="FangSong_GB2312" w:hAnsi="FangSong_GB2312" w:eastAsia="FangSong_GB2312" w:cs="FangSong_GB2312"/>
+                <w:rFonts w:ascii="Songti SC" w:hAnsi="Songti SC" w:eastAsia="Songti SC" w:cs="Songti SC"/>
                 <w:b w:val="0"/>
                 <w:sz w:val="18"/>
               </w:rPr>
@@ -1723,7 +2043,7 @@
             <w:r/>
             <w:r>
               <w:rPr>
-                <w:rFonts w:ascii="FangSong_GB2312" w:hAnsi="FangSong_GB2312" w:eastAsia="FangSong_GB2312" w:cs="FangSong_GB2312"/>
+                <w:rFonts w:ascii="Songti SC" w:hAnsi="Songti SC" w:eastAsia="Songti SC" w:cs="Songti SC"/>
                 <w:b w:val="0"/>
                 <w:sz w:val="18"/>
               </w:rPr>
@@ -1749,7 +2069,7 @@
             <w:r/>
             <w:r>
               <w:rPr>
-                <w:rFonts w:ascii="FangSong_GB2312" w:hAnsi="FangSong_GB2312" w:eastAsia="FangSong_GB2312" w:cs="FangSong_GB2312"/>
+                <w:rFonts w:ascii="Songti SC" w:hAnsi="Songti SC" w:eastAsia="Songti SC" w:cs="Songti SC"/>
                 <w:b w:val="0"/>
                 <w:sz w:val="18"/>
               </w:rPr>
@@ -1775,7 +2095,7 @@
             <w:r/>
             <w:r>
               <w:rPr>
-                <w:rFonts w:ascii="FangSong_GB2312" w:hAnsi="FangSong_GB2312" w:eastAsia="FangSong_GB2312" w:cs="FangSong_GB2312"/>
+                <w:rFonts w:ascii="Songti SC" w:hAnsi="Songti SC" w:eastAsia="Songti SC" w:cs="Songti SC"/>
                 <w:b w:val="0"/>
                 <w:sz w:val="18"/>
               </w:rPr>
@@ -1803,7 +2123,7 @@
             <w:r/>
             <w:r>
               <w:rPr>
-                <w:rFonts w:ascii="FangSong_GB2312" w:hAnsi="FangSong_GB2312" w:eastAsia="FangSong_GB2312" w:cs="FangSong_GB2312"/>
+                <w:rFonts w:ascii="Songti SC" w:hAnsi="Songti SC" w:eastAsia="Songti SC" w:cs="Songti SC"/>
                 <w:b w:val="0"/>
                 <w:sz w:val="18"/>
               </w:rPr>
@@ -1829,7 +2149,7 @@
             <w:r/>
             <w:r>
               <w:rPr>
-                <w:rFonts w:ascii="FangSong_GB2312" w:hAnsi="FangSong_GB2312" w:eastAsia="FangSong_GB2312" w:cs="FangSong_GB2312"/>
+                <w:rFonts w:ascii="Songti SC" w:hAnsi="Songti SC" w:eastAsia="Songti SC" w:cs="Songti SC"/>
                 <w:b w:val="0"/>
                 <w:sz w:val="18"/>
               </w:rPr>
@@ -1855,7 +2175,7 @@
             <w:r/>
             <w:r>
               <w:rPr>
-                <w:rFonts w:ascii="FangSong_GB2312" w:hAnsi="FangSong_GB2312" w:eastAsia="FangSong_GB2312" w:cs="FangSong_GB2312"/>
+                <w:rFonts w:ascii="Songti SC" w:hAnsi="Songti SC" w:eastAsia="Songti SC" w:cs="Songti SC"/>
                 <w:b w:val="0"/>
                 <w:sz w:val="18"/>
               </w:rPr>
@@ -1881,7 +2201,7 @@
             <w:r/>
             <w:r>
               <w:rPr>
-                <w:rFonts w:ascii="FangSong_GB2312" w:hAnsi="FangSong_GB2312" w:eastAsia="FangSong_GB2312" w:cs="FangSong_GB2312"/>
+                <w:rFonts w:ascii="Songti SC" w:hAnsi="Songti SC" w:eastAsia="Songti SC" w:cs="Songti SC"/>
                 <w:b w:val="0"/>
                 <w:sz w:val="18"/>
               </w:rPr>
@@ -1909,7 +2229,7 @@
             <w:r/>
             <w:r>
               <w:rPr>
-                <w:rFonts w:ascii="FangSong_GB2312" w:hAnsi="FangSong_GB2312" w:eastAsia="FangSong_GB2312" w:cs="FangSong_GB2312"/>
+                <w:rFonts w:ascii="Songti SC" w:hAnsi="Songti SC" w:eastAsia="Songti SC" w:cs="Songti SC"/>
                 <w:b w:val="0"/>
                 <w:sz w:val="18"/>
               </w:rPr>
@@ -1935,7 +2255,7 @@
             <w:r/>
             <w:r>
               <w:rPr>
-                <w:rFonts w:ascii="FangSong_GB2312" w:hAnsi="FangSong_GB2312" w:eastAsia="FangSong_GB2312" w:cs="FangSong_GB2312"/>
+                <w:rFonts w:ascii="Songti SC" w:hAnsi="Songti SC" w:eastAsia="Songti SC" w:cs="Songti SC"/>
                 <w:b w:val="0"/>
                 <w:sz w:val="18"/>
               </w:rPr>
@@ -1961,11 +2281,11 @@
             <w:r/>
             <w:r>
               <w:rPr>
-                <w:rFonts w:ascii="FangSong_GB2312" w:hAnsi="FangSong_GB2312" w:eastAsia="FangSong_GB2312" w:cs="FangSong_GB2312"/>
+                <w:rFonts w:ascii="Songti SC" w:hAnsi="Songti SC" w:eastAsia="Songti SC" w:cs="Songti SC"/>
                 <w:b w:val="0"/>
                 <w:sz w:val="18"/>
               </w:rPr>
-              <w:t>可复现综合/实现</w:t>
+              <w:t>精确 690T profile 可复现综合/预码流实现</w:t>
             </w:r>
           </w:p>
         </w:tc>
@@ -1987,11 +2307,11 @@
             <w:r/>
             <w:r>
               <w:rPr>
-                <w:rFonts w:ascii="FangSong_GB2312" w:hAnsi="FangSong_GB2312" w:eastAsia="FangSong_GB2312" w:cs="FangSong_GB2312"/>
+                <w:rFonts w:ascii="Songti SC" w:hAnsi="Songti SC" w:eastAsia="Songti SC" w:cs="Songti SC"/>
                 <w:b w:val="0"/>
                 <w:sz w:val="18"/>
               </w:rPr>
-              <w:t>blocked by part</w:t>
+              <w:t>candidate demonstrated; formal transfer pending</w:t>
             </w:r>
           </w:p>
         </w:tc>
@@ -2015,7 +2335,7 @@
             <w:r/>
             <w:r>
               <w:rPr>
-                <w:rFonts w:ascii="FangSong_GB2312" w:hAnsi="FangSong_GB2312" w:eastAsia="FangSong_GB2312" w:cs="FangSong_GB2312"/>
+                <w:rFonts w:ascii="Songti SC" w:hAnsi="Songti SC" w:eastAsia="Songti SC" w:cs="Songti SC"/>
                 <w:b w:val="0"/>
                 <w:sz w:val="18"/>
               </w:rPr>
@@ -2041,7 +2361,7 @@
             <w:r/>
             <w:r>
               <w:rPr>
-                <w:rFonts w:ascii="FangSong_GB2312" w:hAnsi="FangSong_GB2312" w:eastAsia="FangSong_GB2312" w:cs="FangSong_GB2312"/>
+                <w:rFonts w:ascii="Songti SC" w:hAnsi="Songti SC" w:eastAsia="Songti SC" w:cs="Songti SC"/>
                 <w:b w:val="0"/>
                 <w:sz w:val="18"/>
               </w:rPr>
@@ -2067,7 +2387,7 @@
             <w:r/>
             <w:r>
               <w:rPr>
-                <w:rFonts w:ascii="FangSong_GB2312" w:hAnsi="FangSong_GB2312" w:eastAsia="FangSong_GB2312" w:cs="FangSong_GB2312"/>
+                <w:rFonts w:ascii="Songti SC" w:hAnsi="Songti SC" w:eastAsia="Songti SC" w:cs="Songti SC"/>
                 <w:b w:val="0"/>
                 <w:sz w:val="18"/>
               </w:rPr>
@@ -2093,11 +2413,11 @@
             <w:r/>
             <w:r>
               <w:rPr>
-                <w:rFonts w:ascii="FangSong_GB2312" w:hAnsi="FangSong_GB2312" w:eastAsia="FangSong_GB2312" w:cs="FangSong_GB2312"/>
+                <w:rFonts w:ascii="Songti SC" w:hAnsi="Songti SC" w:eastAsia="Songti SC" w:cs="Songti SC"/>
                 <w:b w:val="0"/>
                 <w:sz w:val="18"/>
               </w:rPr>
-              <w:t>blocked by board</w:t>
+              <w:t>blocked by schematic archive/physical board/approval</w:t>
             </w:r>
           </w:p>
         </w:tc>
@@ -2122,7 +2442,7 @@
       </w:pPr>
       <w:r>
         <w:rPr>
-          <w:rFonts w:ascii="FangSong_GB2312" w:hAnsi="FangSong_GB2312" w:eastAsia="FangSong_GB2312" w:cs="FangSong_GB2312"/>
+          <w:rFonts w:ascii="Songti SC" w:hAnsi="Songti SC" w:eastAsia="Songti SC" w:cs="Songti SC"/>
           <w:b w:val="0"/>
           <w:sz w:val="22"/>
         </w:rPr>
@@ -2143,7 +2463,7 @@
       </w:pPr>
       <w:r>
         <w:rPr>
-          <w:rFonts w:ascii="FangSong_GB2312" w:hAnsi="FangSong_GB2312" w:eastAsia="FangSong_GB2312" w:cs="FangSong_GB2312"/>
+          <w:rFonts w:ascii="Songti SC" w:hAnsi="Songti SC" w:eastAsia="Songti SC" w:cs="Songti SC"/>
           <w:b w:val="0"/>
           <w:sz w:val="22"/>
         </w:rPr>
@@ -2171,7 +2491,7 @@
     </w:pPr>
     <w:r>
       <w:rPr>
-        <w:rFonts w:ascii="FangSong_GB2312" w:hAnsi="FangSong_GB2312" w:eastAsia="FangSong_GB2312" w:cs="FangSong_GB2312"/>
+        <w:rFonts w:ascii="Songti SC" w:hAnsi="Songti SC" w:eastAsia="Songti SC" w:cs="Songti SC"/>
         <w:color w:val="666666"/>
         <w:sz w:val="18"/>
       </w:rPr>
@@ -2182,7 +2502,7 @@
     </w:r>
     <w:r>
       <w:rPr>
-        <w:rFonts w:ascii="FangSong_GB2312" w:hAnsi="FangSong_GB2312" w:eastAsia="FangSong_GB2312" w:cs="FangSong_GB2312"/>
+        <w:rFonts w:ascii="Songti SC" w:hAnsi="Songti SC" w:eastAsia="Songti SC" w:cs="Songti SC"/>
         <w:color w:val="666666"/>
         <w:sz w:val="18"/>
       </w:rPr>
@@ -2201,7 +2521,7 @@
     </w:pPr>
     <w:r>
       <w:rPr>
-        <w:rFonts w:ascii="FangSong_GB2312" w:hAnsi="FangSong_GB2312" w:eastAsia="FangSong_GB2312" w:cs="FangSong_GB2312"/>
+        <w:rFonts w:ascii="Songti SC" w:hAnsi="Songti SC" w:eastAsia="Songti SC" w:cs="Songti SC"/>
         <w:color w:val="666666"/>
         <w:sz w:val="17"/>
       </w:rPr>
@@ -2616,7 +2936,7 @@
       <w:spacing w:before="0" w:after="120" w:line="300" w:lineRule="auto"/>
     </w:pPr>
     <w:rPr>
-      <w:rFonts w:ascii="FangSong_GB2312" w:hAnsi="FangSong_GB2312" w:eastAsia="FangSong_GB2312" w:cs="FangSong_GB2312"/>
+      <w:rFonts w:ascii="Songti SC" w:hAnsi="Songti SC" w:eastAsia="Songti SC" w:cs="Songti SC"/>
       <w:sz w:val="22"/>
     </w:rPr>
   </w:style>
@@ -2679,7 +2999,7 @@
       <w:outlineLvl w:val="0"/>
     </w:pPr>
     <w:rPr>
-      <w:rFonts w:asciiTheme="majorHAnsi" w:eastAsiaTheme="majorEastAsia" w:hAnsiTheme="majorHAnsi" w:cstheme="majorBidi" w:ascii="FangSong_GB2312" w:hAnsi="FangSong_GB2312" w:eastAsia="FangSong_GB2312" w:cs="FangSong_GB2312"/>
+      <w:rFonts w:asciiTheme="majorHAnsi" w:eastAsiaTheme="majorEastAsia" w:hAnsiTheme="majorHAnsi" w:cstheme="majorBidi" w:ascii="Songti SC" w:hAnsi="Songti SC" w:eastAsia="Songti SC" w:cs="Songti SC"/>
       <w:b/>
       <w:bCs/>
       <w:color w:val="2E74B5"/>
@@ -2703,7 +3023,7 @@
       <w:outlineLvl w:val="1"/>
     </w:pPr>
     <w:rPr>
-      <w:rFonts w:asciiTheme="majorHAnsi" w:eastAsiaTheme="majorEastAsia" w:hAnsiTheme="majorHAnsi" w:cstheme="majorBidi" w:ascii="FangSong_GB2312" w:hAnsi="FangSong_GB2312" w:eastAsia="FangSong_GB2312" w:cs="FangSong_GB2312"/>
+      <w:rFonts w:asciiTheme="majorHAnsi" w:eastAsiaTheme="majorEastAsia" w:hAnsiTheme="majorHAnsi" w:cstheme="majorBidi" w:ascii="Songti SC" w:hAnsi="Songti SC" w:eastAsia="Songti SC" w:cs="Songti SC"/>
       <w:b/>
       <w:bCs/>
       <w:color w:val="2E74B5"/>
@@ -2727,7 +3047,7 @@
       <w:outlineLvl w:val="2"/>
     </w:pPr>
     <w:rPr>
-      <w:rFonts w:asciiTheme="majorHAnsi" w:eastAsiaTheme="majorEastAsia" w:hAnsiTheme="majorHAnsi" w:cstheme="majorBidi" w:ascii="FangSong_GB2312" w:hAnsi="FangSong_GB2312" w:eastAsia="FangSong_GB2312" w:cs="FangSong_GB2312"/>
+      <w:rFonts w:asciiTheme="majorHAnsi" w:eastAsiaTheme="majorEastAsia" w:hAnsiTheme="majorHAnsi" w:cstheme="majorBidi" w:ascii="Songti SC" w:hAnsi="Songti SC" w:eastAsia="Songti SC" w:cs="Songti SC"/>
       <w:b/>
       <w:bCs/>
       <w:color w:val="1F4D78"/>
@@ -2971,7 +3291,7 @@
       <w:jc w:val="center"/>
     </w:pPr>
     <w:rPr>
-      <w:rFonts w:asciiTheme="majorHAnsi" w:eastAsiaTheme="majorEastAsia" w:hAnsiTheme="majorHAnsi" w:cstheme="majorBidi" w:ascii="FangSong_GB2312" w:hAnsi="FangSong_GB2312" w:eastAsia="FangSong_GB2312" w:cs="FangSong_GB2312"/>
+      <w:rFonts w:asciiTheme="majorHAnsi" w:eastAsiaTheme="majorEastAsia" w:hAnsiTheme="majorHAnsi" w:cstheme="majorBidi" w:ascii="Songti SC" w:hAnsi="Songti SC" w:eastAsia="Songti SC" w:cs="Songti SC"/>
       <w:b w:val="0"/>
       <w:color w:val="000000"/>
       <w:spacing w:val="5"/>
@@ -3155,7 +3475,7 @@
       <w:contextualSpacing/>
     </w:pPr>
     <w:rPr>
-      <w:rFonts w:ascii="FangSong_GB2312" w:hAnsi="FangSong_GB2312" w:eastAsia="FangSong_GB2312" w:cs="FangSong_GB2312"/>
+      <w:rFonts w:ascii="Songti SC" w:hAnsi="Songti SC" w:eastAsia="Songti SC" w:cs="Songti SC"/>
       <w:sz w:val="22"/>
     </w:rPr>
   </w:style>
@@ -3200,7 +3520,7 @@
       <w:contextualSpacing/>
     </w:pPr>
     <w:rPr>
-      <w:rFonts w:ascii="FangSong_GB2312" w:hAnsi="FangSong_GB2312" w:eastAsia="FangSong_GB2312" w:cs="FangSong_GB2312"/>
+      <w:rFonts w:ascii="Songti SC" w:hAnsi="Songti SC" w:eastAsia="Songti SC" w:cs="Songti SC"/>
       <w:sz w:val="22"/>
     </w:rPr>
   </w:style>
